--- a/backend/templates/mau-2-phieu-thu-2026.docx
+++ b/backend/templates/mau-2-phieu-thu-2026.docx
@@ -139,15 +139,7 @@
           <w:sz w:val="28"/>
           <w:szCs w:val="28"/>
         </w:rPr>
-        <w:t>f</w:t>
-      </w:r>
-      <w:r>
-        <w:rPr>
-          <w:rFonts w:ascii="Times New Roman" w:hAnsi="Times New Roman" w:cs="Times New Roman"/>
-          <w:sz w:val="28"/>
-          <w:szCs w:val="28"/>
-        </w:rPr>
-        <w:t>ull_</w:t>
+        <w:t>Ten_</w:t>
       </w:r>
       <w:proofErr w:type="gramStart"/>
       <w:r>
@@ -156,7 +148,7 @@
           <w:sz w:val="28"/>
           <w:szCs w:val="28"/>
         </w:rPr>
-        <w:t>name</w:t>
+        <w:t>KH</w:t>
       </w:r>
       <w:proofErr w:type="spellEnd"/>
       <w:r>
@@ -228,7 +220,23 @@
           <w:sz w:val="28"/>
           <w:szCs w:val="28"/>
         </w:rPr>
-        <w:t>: {phone}</w:t>
+        <w:t>: {</w:t>
+      </w:r>
+      <w:r>
+        <w:rPr>
+          <w:rFonts w:ascii="Times New Roman" w:hAnsi="Times New Roman" w:cs="Times New Roman"/>
+          <w:sz w:val="28"/>
+          <w:szCs w:val="28"/>
+        </w:rPr>
+        <w:t>SDT_KH</w:t>
+      </w:r>
+      <w:r>
+        <w:rPr>
+          <w:rFonts w:ascii="Times New Roman" w:hAnsi="Times New Roman" w:cs="Times New Roman"/>
+          <w:sz w:val="28"/>
+          <w:szCs w:val="28"/>
+        </w:rPr>
+        <w:t>}</w:t>
       </w:r>
     </w:p>
     <w:p>
@@ -273,7 +281,25 @@
           <w:sz w:val="28"/>
           <w:szCs w:val="28"/>
         </w:rPr>
-        <w:t>: {Address}</w:t>
+        <w:t>: {</w:t>
+      </w:r>
+      <w:proofErr w:type="spellStart"/>
+      <w:r>
+        <w:rPr>
+          <w:rFonts w:ascii="Times New Roman" w:hAnsi="Times New Roman" w:cs="Times New Roman"/>
+          <w:sz w:val="28"/>
+          <w:szCs w:val="28"/>
+        </w:rPr>
+        <w:t>Dia_chi_KH</w:t>
+      </w:r>
+      <w:proofErr w:type="spellEnd"/>
+      <w:r>
+        <w:rPr>
+          <w:rFonts w:ascii="Times New Roman" w:hAnsi="Times New Roman" w:cs="Times New Roman"/>
+          <w:sz w:val="28"/>
+          <w:szCs w:val="28"/>
+        </w:rPr>
+        <w:t>}</w:t>
       </w:r>
     </w:p>
     <w:p>
@@ -362,7 +388,25 @@
           <w:sz w:val="28"/>
           <w:szCs w:val="28"/>
         </w:rPr>
-        <w:t>: {Code}</w:t>
+        <w:t>: {</w:t>
+      </w:r>
+      <w:proofErr w:type="spellStart"/>
+      <w:r>
+        <w:rPr>
+          <w:rFonts w:ascii="Times New Roman" w:hAnsi="Times New Roman" w:cs="Times New Roman"/>
+          <w:sz w:val="28"/>
+          <w:szCs w:val="28"/>
+        </w:rPr>
+        <w:t>Ma_HD</w:t>
+      </w:r>
+      <w:proofErr w:type="spellEnd"/>
+      <w:r>
+        <w:rPr>
+          <w:rFonts w:ascii="Times New Roman" w:hAnsi="Times New Roman" w:cs="Times New Roman"/>
+          <w:sz w:val="28"/>
+          <w:szCs w:val="28"/>
+        </w:rPr>
+        <w:t>}</w:t>
       </w:r>
     </w:p>
     <w:p>
@@ -425,7 +469,25 @@
           <w:sz w:val="28"/>
           <w:szCs w:val="28"/>
         </w:rPr>
-        <w:t>: {amount}</w:t>
+        <w:t>: {</w:t>
+      </w:r>
+      <w:proofErr w:type="spellStart"/>
+      <w:r>
+        <w:rPr>
+          <w:rFonts w:ascii="Times New Roman" w:hAnsi="Times New Roman" w:cs="Times New Roman"/>
+          <w:sz w:val="28"/>
+          <w:szCs w:val="28"/>
+        </w:rPr>
+        <w:t>Tien_thu</w:t>
+      </w:r>
+      <w:proofErr w:type="spellEnd"/>
+      <w:r>
+        <w:rPr>
+          <w:rFonts w:ascii="Times New Roman" w:hAnsi="Times New Roman" w:cs="Times New Roman"/>
+          <w:sz w:val="28"/>
+          <w:szCs w:val="28"/>
+        </w:rPr>
+        <w:t>}</w:t>
       </w:r>
     </w:p>
     <w:p>
@@ -533,7 +595,19 @@
         <w:rPr>
           <w:rFonts w:ascii="Times New Roman" w:hAnsi="Times New Roman" w:cs="Times New Roman"/>
         </w:rPr>
-        <w:t>{day}</w:t>
+        <w:t>{</w:t>
+      </w:r>
+      <w:r>
+        <w:rPr>
+          <w:rFonts w:ascii="Times New Roman" w:hAnsi="Times New Roman" w:cs="Times New Roman"/>
+        </w:rPr>
+        <w:t>Ngay</w:t>
+      </w:r>
+      <w:r>
+        <w:rPr>
+          <w:rFonts w:ascii="Times New Roman" w:hAnsi="Times New Roman" w:cs="Times New Roman"/>
+        </w:rPr>
+        <w:t>}</w:t>
       </w:r>
       <w:r>
         <w:rPr>
@@ -559,7 +633,13 @@
         <w:rPr>
           <w:rFonts w:ascii="Times New Roman" w:hAnsi="Times New Roman" w:cs="Times New Roman"/>
         </w:rPr>
-        <w:t>{month</w:t>
+        <w:t>{</w:t>
+      </w:r>
+      <w:r>
+        <w:rPr>
+          <w:rFonts w:ascii="Times New Roman" w:hAnsi="Times New Roman" w:cs="Times New Roman"/>
+        </w:rPr>
+        <w:t>Thang</w:t>
       </w:r>
       <w:proofErr w:type="gramStart"/>
       <w:r>
@@ -599,7 +679,19 @@
         <w:rPr>
           <w:rFonts w:ascii="Times New Roman" w:hAnsi="Times New Roman" w:cs="Times New Roman"/>
         </w:rPr>
-        <w:t>{year}</w:t>
+        <w:t>{</w:t>
+      </w:r>
+      <w:r>
+        <w:rPr>
+          <w:rFonts w:ascii="Times New Roman" w:hAnsi="Times New Roman" w:cs="Times New Roman"/>
+        </w:rPr>
+        <w:t>Nam</w:t>
+      </w:r>
+      <w:r>
+        <w:rPr>
+          <w:rFonts w:ascii="Times New Roman" w:hAnsi="Times New Roman" w:cs="Times New Roman"/>
+        </w:rPr>
+        <w:t>}</w:t>
       </w:r>
     </w:p>
     <w:p>
@@ -1479,7 +1571,6 @@
   <w:style w:type="character" w:default="1" w:styleId="DefaultParagraphFont">
     <w:name w:val="Default Paragraph Font"/>
     <w:uiPriority w:val="1"/>
-    <w:semiHidden/>
     <w:unhideWhenUsed/>
   </w:style>
   <w:style w:type="table" w:default="1" w:styleId="TableNormal">
